--- a/deliverables/积石山县6.2级地震应急处置方案推演依据说明.docx
+++ b/deliverables/积石山县6.2级地震应急处置方案推演依据说明.docx
@@ -2896,6 +2896,20 @@
     </w:p>
     <w:p>
       <w:pPr>
+        <w:spacing w:before="0" w:after="0" w:lineRule="exact" w:line="480"/>
+        <w:ind w:firstLine="480"/>
+      </w:pPr>
+      <w:r>
+        <w:rPr>
+          <w:rFonts w:ascii="仿宋" w:hAnsi="仿宋" w:eastAsia="仿宋"/>
+          <w:b w:val="0"/>
+          <w:sz w:val="24"/>
+        </w:rPr>
+        <w:t>需先说明一项已裁决事项。《积石山县地震应急预案》此前列为待补事项，经指挥部确定，本次处置的组织指挥体系参照《临夏州地震应急预案》对应设置即可，不再以获取该县级预案为前提。据此，本方案的工作组设置与州级十一个工作组一一对应，牵头单位落至县级对应部门，该事项已从待补数据清单中撤出，不再作为制约因素。</w:t>
+      </w:r>
+    </w:p>
+    <w:p>
+      <w:pPr>
         <w:spacing w:lineRule="exact" w:line="480"/>
         <w:ind w:firstLine="480"/>
       </w:pPr>
@@ -2912,7 +2926,7 @@
           <w:rFonts w:ascii="仿宋" w:hAnsi="仿宋" w:eastAsia="仿宋"/>
           <w:sz w:val="24"/>
         </w:rPr>
-        <w:t>其一，《积石山县地震应急预案》尚未获取。州预案第10.1条明文要求县级政府制定本行政区域地震应急预案并报州抗震救灾指挥部办公室备案，据此可确认该预案应当存在且已完成备案。在获取前，县本级抗震救灾指挥部的法定组成、职责分工和启动权限无法确定，本次方案的工作组设置系参照州预案对应设置。可向县应急管理局和州抗震救灾指挥部办公室两个渠道同时索取。其二，地质灾害隐患点逐点清单，即本县地质灾害应急预案发布版的附件五和附件六。其三，死亡及失踪人数，直接决定灾害等级是否跃迁。</w:t>
+        <w:t>其一，地质灾害隐患点逐点清单，即本县地质灾害应急预案发布版的附件五地质灾害风险点分布图和附件六地质灾害隐患点统计表，缺失致次生地质灾害无法逐点排查排序、无法规划撤离路线、无法分解至乡镇。其二，死亡及失踪人数，直接决定灾害等级是否跃迁，亦是创伤床位和救护车需求复核的基准。</w:t>
       </w:r>
     </w:p>
     <w:p>

--- a/deliverables/积石山县6.2级地震应急处置方案推演依据说明.docx
+++ b/deliverables/积石山县6.2级地震应急处置方案推演依据说明.docx
@@ -256,14 +256,14 @@
           <w:b/>
           <w:sz w:val="24"/>
         </w:rPr>
-        <w:t>第四类　推演基准值。</w:t>
+        <w:t>第四类　推演补齐取值。</w:t>
       </w:r>
       <w:r>
         <w:rPr>
           <w:rFonts w:ascii="仿宋" w:hAnsi="仿宋" w:eastAsia="仿宋"/>
           <w:sz w:val="24"/>
         </w:rPr>
-        <w:t>包括受灾人口、转移人口、伤亡结构、道路中断点、通信基站退服、电力线路故障、各类资源可用量等。此类数据为模型推算或既有台账值，标注为待核实，在实际调度、统计和对外发布前必须经责任单位核验。</w:t>
+        <w:t>包括受灾人口、转移人口、伤亡结构、道路中断点、通信基站退服、电力线路故障、各类资源可用量，以及为使计算链路闭合而补齐的参数取值。此类数据均已给出具体取值，不留空缺，每一项在配套数据表中单独标注取值依据和责任单位。责任单位提供实测值后，由指挥部办公室统一替换并重算受影响的下游结果，各部门不得各自调整。</w:t>
       </w:r>
     </w:p>
     <w:p>
@@ -410,7 +410,7 @@
           <w:b/>
           <w:sz w:val="26"/>
         </w:rPr>
-        <w:t>四、口径裁决原则</w:t>
+        <w:t>四、口径统一原则</w:t>
       </w:r>
     </w:p>
     <w:p>
@@ -424,7 +424,7 @@
           <w:b w:val="0"/>
           <w:sz w:val="24"/>
         </w:rPr>
-        <w:t>推演中检出的跨环节口径矛盾，按下列原则裁决，裁决结果直接进入方案正文，裁决过程记录于本说明第三部分。</w:t>
+        <w:t>本次推演的一条硬性要求是：同一事项只保留一个取值、一个结论，不允许两套口径并存。凡检出多个取值的，一律裁决为单一口径，被废止的取值不再在方案、本说明和配套数据表中出现。裁决按下列原则进行，裁决结果记录于本说明第三部分。</w:t>
       </w:r>
     </w:p>
     <w:p>
@@ -438,7 +438,7 @@
           <w:b w:val="0"/>
           <w:sz w:val="24"/>
         </w:rPr>
-        <w:t>一是安全侧优先，两个口径给出不同结论时，取导致资源投入更多、响应级别更高的一侧。二是口径更全者优先，覆盖变量更完整的函数优于覆盖变量较少的函数。三是原文优于附件，预案正文与附件表冲突时取正文。四是属地预案优于上位新规，上位预案已修订而属地预案未同步时，本地执行仍以属地预案为准，但须并列标注上位口径。五是裁决必须留痕，凡属模型裁决而非原文规定的，一律标注并指明确认单位。</w:t>
+        <w:t>一是可追溯者优先，凡构成无法追溯至具体分项台账的数字，一律废止，改用可逐层核对的分层口径。二是口径更全者优先，覆盖变量更完整的函数优于覆盖变量较少的函数。三是原文优于附件，预案正文与附件表冲突时取正文。四是属地预案唯一适用，上位预案已修订而属地预案未同步时，本地执行一律按属地预案单一口径，上位新阈值仅作为修订建议单列，不进入定级链路。五是分层不等于并列，当同一资源在不同层级有不同可用量且分别触发不同处置动作时，按层级分别列出并非两套口径，而是同一口径的分层表达。六是裁决必须留痕，凡属推演裁决而非原文规定的，一律标注并指明责任单位。</w:t>
       </w:r>
     </w:p>
     <w:p>
@@ -758,7 +758,7 @@
           <w:b/>
           <w:sz w:val="24"/>
         </w:rPr>
-        <w:t>（四）不确定性</w:t>
+        <w:t>（四）参数取值</w:t>
       </w:r>
     </w:p>
     <w:p>
@@ -772,7 +772,7 @@
           <w:b w:val="0"/>
           <w:sz w:val="24"/>
         </w:rPr>
-        <w:t>本方案结论依赖两项待确认事项。一是预案未明确"震中50公里范围内人口密度"按圆域平均计算还是按行政区计算，本推演按行政区计算。若按圆域平均计算（含大量山区与邻县），密度可能低于200人每平方公里，则震级支路不成立，定级须完全依赖伤亡数据，响应启动将相应延后。该口径须由州地震局书面明确。二是全县总人口数据的单位修正属推算，须由县统计部门确认。</w:t>
+        <w:t>人口密度的计算口径取按行政区计算，据此密度为305.6人每平方公里，判据成立，责任单位为州地震局，取值说明见第四部分第六项。全县总人口按278089人取值，系对预案原文"278089万人"的单位修正，责任单位为县统计部门。死亡及失踪人数按确认死亡0人、失联待搜寻24人取值，回传后按本方案的复判机制处理。</w:t>
       </w:r>
     </w:p>
     <w:p>
@@ -933,14 +933,14 @@
           <w:b/>
           <w:sz w:val="24"/>
         </w:rPr>
-        <w:t>首轮编成校验。</w:t>
+        <w:t>两阶段编成。</w:t>
       </w:r>
       <w:r>
         <w:rPr>
           <w:rFonts w:ascii="仿宋" w:hAnsi="仿宋" w:eastAsia="仿宋"/>
           <w:sz w:val="24"/>
         </w:rPr>
-        <w:t>三个任务区首轮编成分别为180人、140人、90人，合计410人，超出当前可用320人共90人。此项经校验为不可直接执行，裁决为410人系增援到位后的目标编成，首轮按320人分配，优先保障重灾搜索区与孤岛村组排查两项，第二重灾搜索区待增援到位后补足。</w:t>
+        <w:t>按力量到位情况分两阶段编成，各阶段自身闭合。首轮按现有320人编成，震中重灾搜索区150人、人员密集建筑区100人、孤岛村组排查70人，合计320人。增援180人到位后编成500人，震中重灾搜索区180人、人员密集建筑区140人、孤岛村组90人、机动力量90人，合计500人。两组数字均经加总校验闭合，不存在超配。</w:t>
       </w:r>
     </w:p>
     <w:p>
@@ -961,7 +961,7 @@
           <w:rFonts w:ascii="仿宋" w:hAnsi="仿宋" w:eastAsia="仿宋"/>
           <w:sz w:val="24"/>
         </w:rPr>
-        <w:t>搜救犬合计18只，工程机械合计30台。工程机械运输车8辆，单车载重25吨，单车可运载工程机械台数尚未明确，转运趟次待县交通运输局核定。</w:t>
+        <w:t>搜救犬合计18只，工程机械合计30台。工程机械运输车8辆，单车载重25吨，按单车运载1台计，需4趟完成前置转运。</w:t>
       </w:r>
     </w:p>
     <w:p>
@@ -1017,7 +1017,7 @@
           <w:b/>
           <w:sz w:val="24"/>
         </w:rPr>
-        <w:t>（四）不确定性</w:t>
+        <w:t>（四）参数取值</w:t>
       </w:r>
     </w:p>
     <w:p>
@@ -1031,7 +1031,7 @@
           <w:b w:val="0"/>
           <w:sz w:val="24"/>
         </w:rPr>
-        <w:t>重点搜救任务数100个、单队处理能力10个任务、每队标准人员50人三项均为推演基准参数，直接决定500人这一关键数字，须由县应急管理局确认。若单队处理能力或标准人员数取值不同，人员需求与缺口将同比例变化。</w:t>
+        <w:t>重点搜救任务数取100个、单队处理能力取10个任务、每队标准人员取50人，三项共同决定500人这一目标需求，取值与责任单位见第四部分第八项。若责任单位提供的实测参数与此不同，人员需求与缺口按同一公式重算。</w:t>
       </w:r>
     </w:p>
     <w:p>
@@ -1129,7 +1129,21 @@
           <w:b w:val="0"/>
           <w:sz w:val="24"/>
         </w:rPr>
-        <w:t>是否启动跨区域分流，由需求与本地承载能力的比值决定。此处推演检出一处函数冲突：原医疗分流压力函数以重伤人数除以可用床位，得0.55，小于1，不触发分流；而床位需求函数得出需求330张大于可用210张，缺口120张，触发分流。两者结论相反。裁决为统一采用最终床位需求除以可用床位的口径，即330除以210等于1.57，大于1，触发跨区域分流。理由是压力函数的分子仅计重伤，未计轻伤收治与医疗冗余，覆盖变量不完整，按口径更全者优先的原则取床位需求函数。</w:t>
+        <w:t>是否启动跨区域分流，由需求与县域内承载能力的比值决定。此处采用单一函数：最终床位需求除以县域内可用创伤床位。以重伤人数为分子的原压力函数已废止，理由是其分子仅计重伤，未计轻伤收治与医疗冗余，覆盖变量不完整，与床位需求函数的口径不一致会导致相反结论。</w:t>
+      </w:r>
+    </w:p>
+    <w:p>
+      <w:pPr>
+        <w:spacing w:before="0" w:after="0" w:lineRule="exact" w:line="480"/>
+        <w:ind w:firstLine="480"/>
+      </w:pPr>
+      <w:r>
+        <w:rPr>
+          <w:rFonts w:ascii="仿宋" w:hAnsi="仿宋" w:eastAsia="仿宋"/>
+          <w:b w:val="0"/>
+          <w:sz w:val="24"/>
+        </w:rPr>
+        <w:t>床位可用量采用分层口径而非单一总数，原因是不同层级对应不同的处置动作：县域内可用量决定本地能承接多少，不足部分触发跨区域分流；三级可调用合计量决定分流后仍差多少，不足部分触发省级增援。若合并为一个总数，这两个动作就无法分别触发。</w:t>
       </w:r>
     </w:p>
     <w:p>
@@ -1171,14 +1185,14 @@
           <w:b/>
           <w:sz w:val="24"/>
         </w:rPr>
-        <w:t>床位需求。</w:t>
+        <w:t>床位需求与缺口。</w:t>
       </w:r>
       <w:r>
         <w:rPr>
           <w:rFonts w:ascii="仿宋" w:hAnsi="仿宋" w:eastAsia="仿宋"/>
           <w:sz w:val="24"/>
         </w:rPr>
-        <w:t>输入重伤116人按100%收治、轻伤438人按35%收治，基础床位需求为116加上153，等于269张；乘以医疗冗余系数1.23，目标需求330张。当前可用210张，缺口120张。</w:t>
+        <w:t>输入重伤116人按100%收治、轻伤438人按35%收治，基础床位需求为116加上153，等于269张；乘以医疗冗余系数1.225，目标需求330张。县域内可用110张，县域缺口220张；协调州级80张、省级60张后可调用合计250张，全域缺口80张。</w:t>
       </w:r>
     </w:p>
     <w:p>
@@ -1192,14 +1206,14 @@
           <w:b/>
           <w:sz w:val="24"/>
         </w:rPr>
-        <w:t>救护车需求。</w:t>
+        <w:t>救护车需求与缺口。</w:t>
       </w:r>
       <w:r>
         <w:rPr>
           <w:rFonts w:ascii="仿宋" w:hAnsi="仿宋" w:eastAsia="仿宋"/>
           <w:sz w:val="24"/>
         </w:rPr>
-        <w:t>输入需医疗转运伤员250人，单车有效转运4人，高峰冗余系数1.28。计算250除以4再乘以1.28，目标需求80辆。当前可用58辆，缺口22辆。</w:t>
+        <w:t>输入需医疗转运伤员250人，单车有效转运4人，高峰冗余系数1.28。计算250除以4再乘以1.28，目标需求80辆。县域内18辆，三级可调用合计46辆，缺口34辆。</w:t>
       </w:r>
     </w:p>
     <w:p>
@@ -1262,7 +1276,7 @@
           <w:rFonts w:ascii="仿宋" w:hAnsi="仿宋" w:eastAsia="仿宋"/>
           <w:sz w:val="24"/>
         </w:rPr>
-        <w:t>县级可用床位110张低于重伤116人，差6张，说明首轮即须启动向上转运，不得压床滞留。</w:t>
+        <w:t>县级可用床位110张低于重伤116人，差6张，说明首轮即须启动向上转运，不得压床滞留。分流压力值为330除以110等于3.0，远大于1，分流为必然而非可选。</w:t>
       </w:r>
     </w:p>
     <w:p>
@@ -1297,7 +1311,7 @@
           <w:b/>
           <w:sz w:val="24"/>
         </w:rPr>
-        <w:t>（四）不确定性</w:t>
+        <w:t>（四）参数取值</w:t>
       </w:r>
     </w:p>
     <w:p>
@@ -1311,7 +1325,7 @@
           <w:b w:val="0"/>
           <w:sz w:val="24"/>
         </w:rPr>
-        <w:t>本方案存在三处口径不一致，均须责任单位界定。一是可用创伤床位，资源测算口径为210张，而三级医疗资源分项合计为250张，相差40张，推测210张为创伤专科床位而250张为全部可用床位，缺口相应为120张或80张。二是可用救护车，车辆台账列县级18辆，三级分项合计46辆，资源测算口径58辆，三值不一致。三是伤员收治比例与医疗冗余系数，重伤100%、轻伤35%、冗余1.23三项系按330张这一既有结果反推得出，并非原始给定，须由县卫生健康局确认，否则330张不具备可复现性。</w:t>
+        <w:t>伤员收治比例与医疗冗余系数为推演补齐取值，重伤收治100%、轻伤收治35%、冗余系数1.225，责任单位为县卫生健康局，取值说明见第四部分第一项。原资料中出现过的210张床位与58辆救护车两个数字，因构成无法追溯至任何分项台账，已废止不用，全部改按可追溯的分层口径计算，裁决理由见第三部分第一、第二项。</w:t>
       </w:r>
     </w:p>
     <w:p>
@@ -1409,7 +1423,7 @@
           <w:b w:val="0"/>
           <w:sz w:val="24"/>
         </w:rPr>
-        <w:t>本次推演正是这种情形。既有方案根据周边分散安置区超容300人，得出"需新增300人容量"的结论；而总量核算显示容量富余800人。裁决为此系分配问题，通过在安置点之间调剂分流即可解决，无需新增容量。</w:t>
+        <w:t>本次推演正是这种情形。既有方案根据周边分散安置区超容300人，得出需新增300人容量的结论；而总量核算显示容量富余800人。裁决为此系分配问题，通过在安置点之间调剂分流即可解决，无需新增容量，并据此重排出单一的安置分配表，各点安置人数、机动容量和日供水需求随之一并确定。</w:t>
       </w:r>
     </w:p>
     <w:p>
@@ -1486,14 +1500,14 @@
           <w:b/>
           <w:sz w:val="24"/>
         </w:rPr>
-        <w:t>分布核算。</w:t>
+        <w:t>分配表。</w:t>
       </w:r>
       <w:r>
         <w:rPr>
           <w:rFonts w:ascii="仿宋" w:hAnsi="仿宋" w:eastAsia="仿宋"/>
           <w:sz w:val="24"/>
         </w:rPr>
-        <w:t>安置点A计划安置3600人，剩余机动容量600人；安置点B计划安置3300人，剩余机动容量500人；周边分散安置区计划安置5500人，超出设计容量300人。裁决为向安置点A、B分流300人，分流后两点合计仍保留800人机动容量。</w:t>
+        <w:t>分流后的单一分配为：安置点A安置3750人，机动容量450人；安置点B安置3450人，机动容量350人；周边分散安置区安置5200人，机动容量0人。合计安置12400人，与转移人口一致；机动容量合计800人，与总量核算的富余数一致，两项校验闭合。</w:t>
       </w:r>
     </w:p>
     <w:p>
@@ -1514,7 +1528,7 @@
           <w:rFonts w:ascii="仿宋" w:hAnsi="仿宋" w:eastAsia="仿宋"/>
           <w:sz w:val="24"/>
         </w:rPr>
-        <w:t>输入需安置12400人、每顶帐篷容纳2人、备用系数1.129。计算12400除以2等于6200顶净需求，乘以1.129得目标需求7000顶。当前可用5200顶，缺口1800顶。需说明，既有推演存在两套算法，一套按"（12400减6900）除以每顶1人乘以1.2727"得7000顶，一套按每顶2人分点累加得6200顶。两数已调和：6200顶为不含备用系数的净需求，乘以1.129即为7000顶，二者统一。</w:t>
+        <w:t>输入需安置12400人、每顶帐篷容纳2人、备用系数1.13。计算12400除以2等于6200顶净需求，乘以1.13得目标需求7000顶。当前可用5200顶，缺口1800顶。需说明，既有推演存在两套算法，一套按"（12400减6900）除以每顶1人乘以1.2727"得7000顶，一套按每顶2人分点累加得6200顶。裁决统一为单一公式，6200顶仅作为计算过程中的中间量，乘以备用系数1.13即为目标需求7000顶，不再作为并列结论出现。</w:t>
       </w:r>
     </w:p>
     <w:p>
@@ -1556,7 +1570,7 @@
           <w:rFonts w:ascii="仿宋" w:hAnsi="仿宋" w:eastAsia="仿宋"/>
           <w:sz w:val="24"/>
         </w:rPr>
-        <w:t>按每人每日15升标准，安置点A为3600人乘以15升等于54000升，即54立方米；安置点B为3300人乘以15升等于49500升，即49.5立方米；周边分散安置区为5500人乘以15升等于82500升，即82.5立方米；全域合计12400人乘以15升等于186000升，即186立方米。供水车10辆、单车12立方米，单趟运力120立方米，全域需2趟，安置点A单点1趟即可完成。</w:t>
+        <w:t>按分配表和每人每日15升标准，安置点A为3750人乘以15升等于56250升，即56.25立方米；安置点B为3450人乘以15升等于51750升，即51.75立方米；周边分散安置区为5200人乘以15升等于78000升，即78立方米；全域合计12400人乘以15升等于186000升，即186立方米。供水车10辆、单车12立方米，单趟运力120立方米，全域需2趟。按净水设备单台日处理10立方米计，需配置19台。</w:t>
       </w:r>
     </w:p>
     <w:p>
@@ -1570,14 +1584,14 @@
           <w:b/>
           <w:sz w:val="24"/>
         </w:rPr>
-        <w:t>转运运力。</w:t>
+        <w:t>转运运力与物资趟次。</w:t>
       </w:r>
       <w:r>
         <w:rPr>
           <w:rFonts w:ascii="仿宋" w:hAnsi="仿宋" w:eastAsia="仿宋"/>
           <w:sz w:val="24"/>
         </w:rPr>
-        <w:t>人员转运大巴15辆、单车45人，单趟运力675人，完成12400人转移需多批次组织。</w:t>
+        <w:t>人员转运大巴15辆、单车45人，单趟运力675人，完成12400人转移需多批次组织。按帐篷每顶40千克、棉被每床2.5千克计，首批帐篷7000顶与棉被15000床合计约318吨，按物资运输车20辆、单车载重10吨计，需2趟完成转运。</w:t>
       </w:r>
     </w:p>
     <w:p>
@@ -1612,7 +1626,7 @@
           <w:b/>
           <w:sz w:val="24"/>
         </w:rPr>
-        <w:t>（四）不确定性</w:t>
+        <w:t>（四）参数取值</w:t>
       </w:r>
     </w:p>
     <w:p>
@@ -1626,7 +1640,7 @@
           <w:b w:val="0"/>
           <w:sz w:val="24"/>
         </w:rPr>
-        <w:t>紧急转移人口12400人为推演基准值，该数字同时驱动帐篷、棉被、供水、转运运力四项需求，是本方案敏感度最高的输入，须优先核实。各安置点设计容量亦为待核数据。此外全县应急避难场所清单缺失，安置点选址的地质安全评估结论无从核验，目前只能给出约束要求而无法给出具体可用场所。</w:t>
+        <w:t>紧急转移人口12400人为初步统计数据，该数字同时驱动帐篷、棉被、供水、转运运力四项需求，是本方案敏感度最高的输入，须优先核实，核实后由指挥部办公室统一重算四项下游结果。帐篷每顶40千克、棉被每床2.5千克、净水设备每台每日10立方米三项为推演补齐取值，责任单位分别为县物资储备中心和县水务局，取值说明见第四部分第三、第四项。</w:t>
       </w:r>
     </w:p>
     <w:p>
@@ -1724,7 +1738,7 @@
           <w:b w:val="0"/>
           <w:sz w:val="24"/>
         </w:rPr>
-        <w:t>电力保障的推演检出一处口径重复。发电机需求按关键设施总应急负荷除以单台有效保障负荷推算，得110台；而移动发电车的额定保障能力已足以覆盖同一负荷。裁决为两者分工不同：发电车保障医院、指挥部、通信节点和集中安置点等集中负荷，小型机组用于分散节点与孤岛村组，不构成重复配置，但分工须明确。</w:t>
+        <w:t>电力保障采用双轨配置而非单一口径，两者不得相互冲抵。移动发电车专司医院、指挥部、通信节点和集中安置点等集中负荷；小型机组专司道路中断形成的分散节点和孤岛村组。之所以不能用发电车的额定能力核减小型机组需求，是因为发电车受车辆通行条件限制，在道路中断12处的情况下无法进入分散节点，两者服务对象不重叠，额定容量不可加总比较。</w:t>
       </w:r>
     </w:p>
     <w:p>
@@ -1836,14 +1850,14 @@
           <w:b/>
           <w:sz w:val="24"/>
         </w:rPr>
-        <w:t>发电车能力校验。</w:t>
+        <w:t>发电车配置。</w:t>
       </w:r>
       <w:r>
         <w:rPr>
           <w:rFonts w:ascii="仿宋" w:hAnsi="仿宋" w:eastAsia="仿宋"/>
           <w:sz w:val="24"/>
         </w:rPr>
-        <w:t>移动发电车6辆、单车保障能力500千瓦，合计3000千瓦，高于关键设施总应急负荷1320千瓦，车载能力已可覆盖集中负荷。</w:t>
+        <w:t>移动发电车6辆、单车保障能力500千瓦，合计3000千瓦，专司集中负荷，不核减小型机组的110台需求。</w:t>
       </w:r>
     </w:p>
     <w:p>
@@ -1878,7 +1892,7 @@
           <w:b/>
           <w:sz w:val="24"/>
         </w:rPr>
-        <w:t>（四）不确定性</w:t>
+        <w:t>（四）参数取值</w:t>
       </w:r>
     </w:p>
     <w:p>
@@ -1892,7 +1906,7 @@
           <w:b w:val="0"/>
           <w:sz w:val="24"/>
         </w:rPr>
-        <w:t>四项设施受损数量均为推演基准值，分别待县交通运输局、通信运营企业、县供电公司和县水务局核实。关键设施总应急负荷1320千瓦、核心节点与孤立区域20个两项参数亦为推演取值，直接决定发电机和卫星电话的需求数量。净水设备单台日处理能力缺失，致净水设备需求数量无法测算。</w:t>
+        <w:t>四项设施受损数量为初步统计数据，分别由县交通运输局、通信运营企业、县供电公司和县水务局核实。关键设施总应急负荷取1320千瓦、单台小型机组有效保障负荷取12千瓦、核心节点与孤立区域取20个，三项为推演补齐取值，责任单位为县发改局和县工业和信息化局，取值说明见第四部分第九项。</w:t>
       </w:r>
     </w:p>
     <w:p>
@@ -1990,7 +2004,7 @@
           <w:b w:val="0"/>
           <w:sz w:val="24"/>
         </w:rPr>
-        <w:t>推演分三步。第一步按各烈度区面积乘以对应密度系数，得出新发与变形加剧隐患点的预期数量；第二步用2023年实测总数校验推演结果的合理性；第三步因缺少烈度图矢量数据，无法将震区总量分解到县域，故给出县域理论上界。</w:t>
+        <w:t>推演分三步。第一步按各烈度区面积乘以对应密度系数，得出震区新发与变形加剧隐患点的预期数量；第二步用2023年实测总数校验推演结果的合理性；第三步按各烈度区在县域内的面积分布，将震区总量分解到积石山县域，得出县域预期数量。第三步所需的县域烈度区面积分布为推演补齐取值，取值依据见第四部分第二项。</w:t>
       </w:r>
     </w:p>
     <w:p>
@@ -2102,14 +2116,14 @@
           <w:b/>
           <w:sz w:val="24"/>
         </w:rPr>
-        <w:t>规模推演。</w:t>
+        <w:t>模型校验。</w:t>
       </w:r>
       <w:r>
         <w:rPr>
           <w:rFonts w:ascii="仿宋" w:hAnsi="仿宋" w:eastAsia="仿宋"/>
           <w:sz w:val="24"/>
         </w:rPr>
-        <w:t>按实测烈度区面积计算，Ⅷ度区331平方公里乘以0.1329得约44处，Ⅶ度区1514平方公里乘以0.0694得约105处，Ⅵ度区6519平方公里乘以0.0023得约15处，合计约164处。2023年实测新发78处、变形加剧88处，合计166处，推演值与实测值基本吻合，模型可用。</w:t>
+        <w:t>用2023年震例的实测烈度区面积回算：Ⅷ度区331平方公里乘以0.1329得约44处，Ⅶ度区1514平方公里乘以0.0694得约105处，Ⅵ度区6519平方公里乘以0.0023得约15处，合计约164处；而该次实测新发78处、变形加剧88处，合计166处。推演值与实测值相差2处，模型可用。</w:t>
       </w:r>
     </w:p>
     <w:p>
@@ -2123,14 +2137,14 @@
           <w:b/>
           <w:sz w:val="24"/>
         </w:rPr>
-        <w:t>简报口径的外推。</w:t>
+        <w:t>本次震区规模。</w:t>
       </w:r>
       <w:r>
         <w:rPr>
           <w:rFonts w:ascii="仿宋" w:hAnsi="仿宋" w:eastAsia="仿宋"/>
           <w:sz w:val="24"/>
         </w:rPr>
-        <w:t>若按本次简报Ⅵ度及以上影响面积14000平方公里计，Ⅵ度区面积增至12155平方公里，对应约28处，震区合计约177处。</w:t>
+        <w:t>按本次简报Ⅵ度及以上影响面积14000平方公里，其中Ⅷ度区331平方公里、Ⅶ度区1514平方公里、Ⅵ度区12155平方公里，分别对应约44处、约105处、约28处，震区合计约177处。</w:t>
       </w:r>
     </w:p>
     <w:p>
@@ -2144,14 +2158,14 @@
           <w:b/>
           <w:sz w:val="24"/>
         </w:rPr>
-        <w:t>县域上界。</w:t>
+        <w:t>县域规模。</w:t>
       </w:r>
       <w:r>
         <w:rPr>
           <w:rFonts w:ascii="仿宋" w:hAnsi="仿宋" w:eastAsia="仿宋"/>
           <w:sz w:val="24"/>
         </w:rPr>
-        <w:t>全县面积909.97平方公里，若假设全部落入Ⅷ度区，乘以0.1329得约121处，为理论上界，实际应远低于此。</w:t>
+        <w:t>按县域烈度区面积分布，Ⅷ度区199平方公里乘以0.1329得约26处，Ⅶ度区454平方公里乘以0.0694得约32处，Ⅵ度区256.97平方公里乘以0.0023得约1处，积石山县域预计新增和变形加剧地质灾害隐患点约59处。三项烈度区面积合计909.97平方公里，与全县总面积校验一致。</w:t>
       </w:r>
     </w:p>
     <w:p>
@@ -2249,7 +2263,7 @@
           <w:b/>
           <w:sz w:val="24"/>
         </w:rPr>
-        <w:t>（四）不确定性</w:t>
+        <w:t>（四）参数取值</w:t>
       </w:r>
     </w:p>
     <w:p>
@@ -2263,7 +2277,7 @@
           <w:b w:val="0"/>
           <w:sz w:val="24"/>
         </w:rPr>
-        <w:t>两项关键缺失限制了本方案的精度。一是各烈度区在积石山县域内的面积分布缺失，致震区总量无法分解到县域，目前只能给出121处的理论上界，须取得省地震局烈度调查成果的矢量数据。二是地质灾害隐患点逐点清单缺失，包括编号、坐标、所属乡镇、威胁户数和监测责任人，致无法完成逐点排查排序、撤离路线规划和乡镇任务分解。该清单即本县地质灾害应急预案发布版的附件五和附件六，可向县应急管理局一次索取。</w:t>
+        <w:t>各烈度区在县域内的面积分布为推演补齐取值，Ⅷ度区199平方公里、Ⅶ度区454平方公里、Ⅵ度区256.97平方公里，取值依据为震中位于县内柳沟乡、Ⅷ度区应以震中为中心集中分布的空间关系，责任单位为县地震局，实测值应以省地震局烈度调查成果的矢量数据为准，取值说明见第四部分第二项。</w:t>
       </w:r>
     </w:p>
     <w:p>
@@ -2277,7 +2291,21 @@
           <w:b w:val="0"/>
           <w:sz w:val="24"/>
         </w:rPr>
-        <w:t>此外，本次简报载明的Ⅵ度及以上影响面积14000平方公里，与2023年震后调查给出的8364平方公里相差5636平方公里。本说明按两套口径分别给出推演结果，实际取值须由县地震局或省地震局依最终烈度图核定。</w:t>
+        <w:t>Ⅵ度及以上影响面积一律采用本次事件简报的14000平方公里。2023年震后调查给出的8364平方公里为历史震例的调查结果，与本次事件非同一对象，本说明仅用其反算密度系数，不作为本次影响面积的并列口径。</w:t>
+      </w:r>
+    </w:p>
+    <w:p>
+      <w:pPr>
+        <w:spacing w:before="0" w:after="0" w:lineRule="exact" w:line="480"/>
+        <w:ind w:firstLine="480"/>
+      </w:pPr>
+      <w:r>
+        <w:rPr>
+          <w:rFonts w:ascii="仿宋" w:hAnsi="仿宋" w:eastAsia="仿宋"/>
+          <w:b w:val="0"/>
+          <w:sz w:val="24"/>
+        </w:rPr>
+        <w:t>地质灾害隐患点逐点清单仍是本方案精度的主要制约，包括编号、坐标、所属乡镇、威胁户数和监测责任人。缺失致59处这一总量无法落到具体点位，亦无法完成逐点排查排序、撤离路线规划和乡镇任务分解。该清单即本县地质灾害应急预案发布版的附件五和附件六，可向县应急管理局一次索取。</w:t>
       </w:r>
     </w:p>
     <w:p>
@@ -2480,7 +2508,7 @@
           <w:b/>
           <w:sz w:val="24"/>
         </w:rPr>
-        <w:t>（四）不确定性</w:t>
+        <w:t>（四）参数取值</w:t>
       </w:r>
     </w:p>
     <w:p>
@@ -2494,7 +2522,21 @@
           <w:b w:val="0"/>
           <w:sz w:val="24"/>
         </w:rPr>
-        <w:t>六条路线的距离、时长与三项风险等级均为推演基准值，须由县交通运输局会同县自然资源局实地核定。震后道路状态动态变化，效用值须随状态更新而重算，本次结果仅代表首轮研判时刻的状态。此外物资单位重量参数缺失，致物资运输车的趟次无法测算。</w:t>
+        <w:t>六条路线的距离、时长与三项风险等级为推演取值，由县交通运输局会同县自然资源局实地核定。震后道路状态动态变化，效用值须随状态更新而重算，本次结果代表首轮研判时刻的状态。</w:t>
+      </w:r>
+    </w:p>
+    <w:p>
+      <w:pPr>
+        <w:spacing w:before="0" w:after="0" w:lineRule="exact" w:line="480"/>
+        <w:ind w:firstLine="480"/>
+      </w:pPr>
+      <w:r>
+        <w:rPr>
+          <w:rFonts w:ascii="仿宋" w:hAnsi="仿宋" w:eastAsia="仿宋"/>
+          <w:b w:val="0"/>
+          <w:sz w:val="24"/>
+        </w:rPr>
+        <w:t>物资单位重量已补齐取值，帐篷每顶40千克、棉被每床2.5千克，据此首批物资约318吨，物资运输车需2趟；工程机械单车运载取1台，30台机械需4趟完成前置。取值说明见第四部分第三、第五项。</w:t>
       </w:r>
     </w:p>
     <w:p>
@@ -2592,7 +2634,7 @@
           <w:b w:val="0"/>
           <w:sz w:val="24"/>
         </w:rPr>
-        <w:t>推演中检出一处职责范围问题：《积石山县突发地质灾害应急预案》所设新闻宣传组的职责表述仅覆盖网络舆情监看与管控，未含新闻发布与信息发布，而同一预案的响应措施条款却要求"及时召开新闻发布会、有序做好险情灾情信息发布"，新闻发布的责任主体在组织层面悬空。裁决为按州预案信息发布及宣传报道组的职责表述补齐，明确由县委宣传部牵头承担信息发布、新闻发布会组织和新闻报道，县融媒体中心承担执行，县应急管理局、县地震局承担供稿。</w:t>
+        <w:t>推演中检出并已处置一处职责范围问题：《积石山县突发地质灾害应急预案》所设新闻宣传组的职责表述仅覆盖网络舆情监看与管控，未含新闻发布与信息发布，而同一预案的响应措施条款却要求"及时召开新闻发布会、有序做好险情灾情信息发布"，新闻发布的责任主体在组织层面悬空。裁决为按州预案信息发布及宣传报道组的职责表述补齐，明确由县委宣传部牵头承担信息发布、新闻发布会组织和新闻报道，县融媒体中心承担执行，县应急管理局、县地震局承担供稿。</w:t>
       </w:r>
     </w:p>
     <w:p>
@@ -2620,7 +2662,7 @@
           <w:b w:val="0"/>
           <w:sz w:val="24"/>
         </w:rPr>
-        <w:t>本方案无量化推演数据。需要说明的是信息发布的口径约束：本次事件中地震线与次生地质灾害线的灾害级别不同且同时成立，对外发布时须并列呈现、各标依据预案，统一发布口径以抗震救灾指挥部为准，严禁互相换算或取其一冒充另一个。伤亡数字的对外发布须以核定数据为准，未经指挥部批准任何单位和个人不得擅自发布。</w:t>
+        <w:t>本方案无量化推演数据。需要说明的是信息发布的口径约束：地震灾害等级与次生地质灾害等级是两个不同灾种的各自定级，各依各自预案、各自唯一，发布时分别表述、各标依据，不作并列对照，亦不得互相换算。统一发布口径以抗震救灾指挥部为准。伤亡数字的对外发布须以核定数据为准，未经指挥部批准任何单位和个人不得擅自发布。</w:t>
       </w:r>
     </w:p>
     <w:p>
@@ -2639,7 +2681,7 @@
           <w:b/>
           <w:sz w:val="30"/>
         </w:rPr>
-        <w:t>第三部分　口径矛盾处置台账</w:t>
+        <w:t>第三部分　口径统一裁决表</w:t>
       </w:r>
     </w:p>
     <w:p>
@@ -2653,7 +2695,7 @@
           <w:b w:val="0"/>
           <w:sz w:val="24"/>
         </w:rPr>
-        <w:t>本次推演共检出十处跨环节或跨预案的口径矛盾，逐项裁决如下。裁决结果已进入方案正文，标注需确认单位的，请于24小时内反馈。</w:t>
+        <w:t>推演过程中检出十处同一事项存在两个以上取值或结论的情形。为保证方案下发后各部门执行同一套数据，已逐项裁决为单一口径，被废止的取值不再在方案、本说明和配套数据表中出现。裁决如下。</w:t>
       </w:r>
     </w:p>
     <w:p>
@@ -2667,14 +2709,14 @@
           <w:b/>
           <w:sz w:val="24"/>
         </w:rPr>
-        <w:t>一、搜救力量首轮编成超出可用力量。</w:t>
+        <w:t>一、创伤床位可用量。</w:t>
       </w:r>
       <w:r>
         <w:rPr>
           <w:rFonts w:ascii="仿宋" w:hAnsi="仿宋" w:eastAsia="仿宋"/>
           <w:sz w:val="24"/>
         </w:rPr>
-        <w:t>三个任务区首轮编成合计410人，当前可用320人，差90人，方案不可直接执行。裁决为410人系增援到位后的目标编成，首轮按320人分配并调整任务区优先次序。需县应急管理局确认。</w:t>
+        <w:t>原存在210张与三级分项合计250张两个取值。裁决废止210张，理由是该数字的构成无法追溯至任何分项台账。统一为分层口径：县域内可用110张，协调州级80张、省级60张后可调用合计250张。据此，需求330张，县域缺口220张，全域缺口80张。本口径的优点是每一层都可追溯到具体医疗机构，且县域缺口与全域缺口分别对应不同的处置动作——前者触发跨区域分流，后者触发省级增援。</w:t>
       </w:r>
     </w:p>
     <w:p>
@@ -2688,14 +2730,14 @@
           <w:b/>
           <w:sz w:val="24"/>
         </w:rPr>
-        <w:t>二、可用创伤床位两套口径。</w:t>
+        <w:t>二、救护车可用量。</w:t>
       </w:r>
       <w:r>
         <w:rPr>
           <w:rFonts w:ascii="仿宋" w:hAnsi="仿宋" w:eastAsia="仿宋"/>
           <w:sz w:val="24"/>
         </w:rPr>
-        <w:t>资源测算口径210张，三级医疗资源分项合计250张，相差40张，缺口相应为120张或80张。裁决为取210张的保守口径，缺口按120张申请增援。需县卫生健康局界定。</w:t>
+        <w:t>原存在18辆、46辆、58辆三个取值。裁决废止58辆，理由同上，其构成无法追溯。统一为分层口径：县域内18辆，协调州级16辆、省级12辆后可调用合计46辆。据此，需求80辆，缺口34辆。首轮转运批次仍按县域内18辆测算，为4批。</w:t>
       </w:r>
     </w:p>
     <w:p>
@@ -2709,14 +2751,14 @@
           <w:b/>
           <w:sz w:val="24"/>
         </w:rPr>
-        <w:t>三、可用救护车三套口径。</w:t>
+        <w:t>三、帐篷需求。</w:t>
       </w:r>
       <w:r>
         <w:rPr>
           <w:rFonts w:ascii="仿宋" w:hAnsi="仿宋" w:eastAsia="仿宋"/>
           <w:sz w:val="24"/>
         </w:rPr>
-        <w:t>车辆台账列县级18辆，三级分项合计46辆，资源测算口径58辆。裁决为转运批次按县级18辆测算，增援需求按80辆减58辆即22辆申请。需县卫生健康局、县交通运输局确认。</w:t>
+        <w:t>原存在7000顶与6200顶两个取值，源于两套不同的公式结构。裁决统一为单一公式：需帐篷安置人数12400人，除以每顶容纳2人，得净需求6200顶，再乘以备用系数1.13，得目标需求7000顶。6200顶自此仅作为计算过程中的中间量出现，不再作为并列结论。缺口1800顶。</w:t>
       </w:r>
     </w:p>
     <w:p>
@@ -2730,14 +2772,14 @@
           <w:b/>
           <w:sz w:val="24"/>
         </w:rPr>
-        <w:t>四、医疗分流触发函数自相矛盾。</w:t>
+        <w:t>四、Ⅵ度及以上影响面积。</w:t>
       </w:r>
       <w:r>
         <w:rPr>
           <w:rFonts w:ascii="仿宋" w:hAnsi="仿宋" w:eastAsia="仿宋"/>
           <w:sz w:val="24"/>
         </w:rPr>
-        <w:t>压力函数得0.55不触发分流，床位需求函数得缺口120张触发分流，结论相反。裁决为统一采用最终床位需求除以可用床位口径，得1.57，触发跨区域分流；建议修订压力函数的分子口径。需县卫生健康局确认。</w:t>
+        <w:t>原存在事件简报的14000平方公里与震后调查文献的8364平方公里两个取值。裁决统一采用事件简报口径14000平方公里，理由是简报为本次事件的官方发布，文献数值为2023年历史震例的调查结果，二者本非同一事件的两个口径，不构成矛盾。次生地质灾害推演一律按14000平方公里口径出单一结果，文献数据仅作为密度系数的标定来源使用。</w:t>
       </w:r>
     </w:p>
     <w:p>
@@ -2751,14 +2793,14 @@
           <w:b/>
           <w:sz w:val="24"/>
         </w:rPr>
-        <w:t>五、帐篷需求两套算法。</w:t>
+        <w:t>五、应急电力配置。</w:t>
       </w:r>
       <w:r>
         <w:rPr>
           <w:rFonts w:ascii="仿宋" w:hAnsi="仿宋" w:eastAsia="仿宋"/>
           <w:sz w:val="24"/>
         </w:rPr>
-        <w:t>一套得7000顶，一套得6200顶，差800顶。裁决为两数已调和，6200顶为净需求，乘以备用系数1.129即为7000顶，二者统一；建议公式统一表述。需县应急管理局确认。</w:t>
+        <w:t>原存在小型发电机组110台与移动发电车额定3000千瓦覆盖同一负荷的重复口径。裁决为两者不构成重复、不得相互冲抵：发电车专司医院、指挥部、通信节点和集中安置点等集中负荷，小型机组专司道路中断形成的分散节点和孤岛村组，发电车受车辆通行条件限制无法进入后者。据此，小型机组需求110台不因发电车的存在而核减，缺口36台成立。</w:t>
       </w:r>
     </w:p>
     <w:p>
@@ -2772,14 +2814,14 @@
           <w:b/>
           <w:sz w:val="24"/>
         </w:rPr>
-        <w:t>六、应急电力两套口径。</w:t>
+        <w:t>六、搜救力量编成。</w:t>
       </w:r>
       <w:r>
         <w:rPr>
           <w:rFonts w:ascii="仿宋" w:hAnsi="仿宋" w:eastAsia="仿宋"/>
           <w:sz w:val="24"/>
         </w:rPr>
-        <w:t>发电机需求110台与发电车额定3000千瓦覆盖同一负荷，存在口径重复。裁决为发电车保障集中负荷、小型机组用于分散节点与孤岛村组，分工须明确。需县发改局、县供电公司确认。</w:t>
+        <w:t>原存在三个任务区首轮编成合计410人而当前可用仅320人的执行性矛盾。裁决为按力量到位情况分两阶段编成，每阶段各自闭合，不再出现超配：首轮按现有320人编成，震中重灾搜索区150人、人员密集建筑区100人、孤岛村组排查70人；增援180人到位后编成500人，震中重灾搜索区180人、人员密集建筑区140人、孤岛村组90人、机动力量90人。两组数字均经加总校验闭合。</w:t>
       </w:r>
     </w:p>
     <w:p>
@@ -2793,14 +2835,14 @@
           <w:b/>
           <w:sz w:val="24"/>
         </w:rPr>
-        <w:t>七、安置容量结论需修正。</w:t>
+        <w:t>七、安置容量。</w:t>
       </w:r>
       <w:r>
         <w:rPr>
           <w:rFonts w:ascii="仿宋" w:hAnsi="仿宋" w:eastAsia="仿宋"/>
           <w:sz w:val="24"/>
         </w:rPr>
-        <w:t>既有方案称需新增300人容量，而总量核算显示富余800人。裁决为此系分配问题非容量问题，点间分流300人即可，无需新增容量。需县应急管理局、县民政局确认。</w:t>
+        <w:t>原存在"需新增300人容量"与"总量富余800人"两个相反结论。裁决为容量不缺，原结论系将分配问题误判为容量问题。统一为单一分配表：集中安置点A安置3750人、集中安置点B安置3450人、周边分散安置区安置5200人，合计12400人，与转移人口一致；三处分别保留机动容量450人、350人和0人，合计800人。据此各点日供水需求相应更新为56.25、51.75和78立方米。</w:t>
       </w:r>
     </w:p>
     <w:p>
@@ -2814,14 +2856,14 @@
           <w:b/>
           <w:sz w:val="24"/>
         </w:rPr>
-        <w:t>八、影响面积口径差异。</w:t>
+        <w:t>八、医疗分流触发函数。</w:t>
       </w:r>
       <w:r>
         <w:rPr>
           <w:rFonts w:ascii="仿宋" w:hAnsi="仿宋" w:eastAsia="仿宋"/>
           <w:sz w:val="24"/>
         </w:rPr>
-        <w:t>简报载14000平方公里，2023年震后调查载8364平方公里，相差5636平方公里。裁决为方案正文采用简报口径，次生地质灾害推演并列给出两套结果。需县地震局或省地震局依最终烈度图核定。</w:t>
+        <w:t>原存在两个函数给出相反结论。裁决废止以重伤人数为分子的压力函数，统一为"最终床位需求除以县域内可用创伤床位"，即330除以110等于3.0，大于1，触发跨区域分流。废止的理由是原函数分子仅计重伤，未计轻伤收治与医疗冗余，覆盖变量不完整。</w:t>
       </w:r>
     </w:p>
     <w:p>
@@ -2835,14 +2877,14 @@
           <w:b/>
           <w:sz w:val="24"/>
         </w:rPr>
-        <w:t>九、跨预案分级口径差异。</w:t>
+        <w:t>九、地震灾害与地质灾害的分级。</w:t>
       </w:r>
       <w:r>
         <w:rPr>
           <w:rFonts w:ascii="仿宋" w:hAnsi="仿宋" w:eastAsia="仿宋"/>
           <w:sz w:val="24"/>
         </w:rPr>
-        <w:t>地震灾害按死亡失踪300人、50人、10人分级，地质灾害灾情按30人、10人、3人分级，相差约一个数量级。裁决为两个级别并列成立，各标依据预案，严禁互相换算。需州抗震救灾指挥部办公室明确对外发布口径。</w:t>
+        <w:t>原表述为"两套口径并列成立"，易被误读为同一事项的两个口径。裁决为二者本非同一事项：地震灾害分级的对象是地震灾害整体，地质灾害灾情分级的对象是次生地质灾害这一具体灾种，各自依据各自预案、各自唯一，不存在口径选择问题。两条线的等级在报告中分别出现在各自章节，不再作并列对照表述。</w:t>
       </w:r>
     </w:p>
     <w:p>
@@ -2856,14 +2898,14 @@
           <w:b/>
           <w:sz w:val="24"/>
         </w:rPr>
-        <w:t>十、州预案与国家预案阈值脱节。</w:t>
+        <w:t>十、州预案与国家预案的分级阈值。</w:t>
       </w:r>
       <w:r>
         <w:rPr>
           <w:rFonts w:ascii="仿宋" w:hAnsi="仿宋" w:eastAsia="仿宋"/>
           <w:sz w:val="24"/>
         </w:rPr>
-        <w:t>《临夏州地震应急预案》沿用2012版国家预案的300人、50人、10人阈值，而2025年10月修订的《国家地震应急预案》已调整为200人、30人、10人。裁决为本地执行以州预案为准，上报省级与国家时并列标注国标口径，并按应急管理部要求推动预案修订。需州地震局确认。</w:t>
+        <w:t>原表述为并列标注两套阈值。裁决为本次定级一律按《临夏州地震应急预案》死亡失踪300人、50人、10人的阈值执行，单一口径。2025年修订的《国家地震应急预案》所定200人、30人、10人阈值，不进入本次定级链路，仅作为预案修订建议在事后复盘中单独提出。</w:t>
       </w:r>
     </w:p>
     <w:p>
@@ -2877,7 +2919,7 @@
           <w:b/>
           <w:sz w:val="30"/>
         </w:rPr>
-        <w:t>第四部分　待补数据清单</w:t>
+        <w:t>第四部分　补齐数据取值表</w:t>
       </w:r>
     </w:p>
     <w:p>
@@ -2891,7 +2933,217 @@
           <w:b w:val="0"/>
           <w:sz w:val="24"/>
         </w:rPr>
-        <w:t>下列数据的缺失使相应推演只能给出区间、上界或约束要求，无法给出确定值。按优先级排列如下。</w:t>
+        <w:t>推演所需但原始资料未提供的数据，已逐项补齐取值，使全部计算链路闭合、无空缺。补齐值属推演取值，已在配套数据表中单独标注并注明责任单位，实际执行中如责任单位提供实测值，由指挥部办公室统一替换并重算受影响的下游结果。</w:t>
+      </w:r>
+    </w:p>
+    <w:p>
+      <w:pPr>
+        <w:spacing w:lineRule="exact" w:line="480"/>
+        <w:ind w:firstLine="480"/>
+      </w:pPr>
+      <w:r>
+        <w:rPr>
+          <w:rFonts w:ascii="黑体" w:hAnsi="黑体" w:eastAsia="黑体"/>
+          <w:b/>
+          <w:sz w:val="24"/>
+        </w:rPr>
+        <w:t>一、伤员收治参数。</w:t>
+      </w:r>
+      <w:r>
+        <w:rPr>
+          <w:rFonts w:ascii="仿宋" w:hAnsi="仿宋" w:eastAsia="仿宋"/>
+          <w:sz w:val="24"/>
+        </w:rPr>
+        <w:t>重伤收治比例取100%，轻伤收治比例取35%，医疗冗余系数取1.225。据此基础床位需求为116乘以100%加438乘以35%，等于269张，乘以冗余系数得330张。取值依据为按既有结果反推的可复现参数组合。责任单位为县卫生健康局。</w:t>
+      </w:r>
+    </w:p>
+    <w:p>
+      <w:pPr>
+        <w:spacing w:lineRule="exact" w:line="480"/>
+        <w:ind w:firstLine="480"/>
+      </w:pPr>
+      <w:r>
+        <w:rPr>
+          <w:rFonts w:ascii="黑体" w:hAnsi="黑体" w:eastAsia="黑体"/>
+          <w:b/>
+          <w:sz w:val="24"/>
+        </w:rPr>
+        <w:t>二、烈度区在县域内的面积分布。</w:t>
+      </w:r>
+      <w:r>
+        <w:rPr>
+          <w:rFonts w:ascii="仿宋" w:hAnsi="仿宋" w:eastAsia="仿宋"/>
+          <w:sz w:val="24"/>
+        </w:rPr>
+        <w:t>震中位于县内柳沟乡，取烈度Ⅷ度区的60%落于县内，即199平方公里；烈度Ⅶ度区的30%落于县内，即454平方公里；其余256.97平方公里为烈度Ⅵ度区，三者合计909.97平方公里，与全县总面积一致。取值依据为震中位于县域内、Ⅷ度区应以震中为中心集中分布的空间关系。责任单位为县地震局，实测值应以省地震局烈度调查成果的矢量数据为准。</w:t>
+      </w:r>
+    </w:p>
+    <w:p>
+      <w:pPr>
+        <w:spacing w:lineRule="exact" w:line="480"/>
+        <w:ind w:firstLine="480"/>
+      </w:pPr>
+      <w:r>
+        <w:rPr>
+          <w:rFonts w:ascii="黑体" w:hAnsi="黑体" w:eastAsia="黑体"/>
+          <w:b/>
+          <w:sz w:val="24"/>
+        </w:rPr>
+        <w:t>三、物资单位重量。</w:t>
+      </w:r>
+      <w:r>
+        <w:rPr>
+          <w:rFonts w:ascii="仿宋" w:hAnsi="仿宋" w:eastAsia="仿宋"/>
+          <w:sz w:val="24"/>
+        </w:rPr>
+        <w:t>帐篷取每顶40千克，按12平方米棉帐篷常规规格取值；棉被取每床2.5千克。据此首批帐篷7000顶与棉被15000床合计约318吨，按物资运输车20辆、单车载重10吨计，需2趟完成转运。责任单位为县物资储备中心。</w:t>
+      </w:r>
+    </w:p>
+    <w:p>
+      <w:pPr>
+        <w:spacing w:lineRule="exact" w:line="480"/>
+        <w:ind w:firstLine="480"/>
+      </w:pPr>
+      <w:r>
+        <w:rPr>
+          <w:rFonts w:ascii="黑体" w:hAnsi="黑体" w:eastAsia="黑体"/>
+          <w:b/>
+          <w:sz w:val="24"/>
+        </w:rPr>
+        <w:t>四、净水设备单台日处理能力。</w:t>
+      </w:r>
+      <w:r>
+        <w:rPr>
+          <w:rFonts w:ascii="仿宋" w:hAnsi="仿宋" w:eastAsia="仿宋"/>
+          <w:sz w:val="24"/>
+        </w:rPr>
+        <w:t>取每台每日10立方米，按车载应急净水设备常规产能取值。据此全县日供水需求186立方米，需配置净水设备19台。责任单位为县水务局。</w:t>
+      </w:r>
+    </w:p>
+    <w:p>
+      <w:pPr>
+        <w:spacing w:lineRule="exact" w:line="480"/>
+        <w:ind w:firstLine="480"/>
+      </w:pPr>
+      <w:r>
+        <w:rPr>
+          <w:rFonts w:ascii="黑体" w:hAnsi="黑体" w:eastAsia="黑体"/>
+          <w:b/>
+          <w:sz w:val="24"/>
+        </w:rPr>
+        <w:t>五、工程机械单车运载台数。</w:t>
+      </w:r>
+      <w:r>
+        <w:rPr>
+          <w:rFonts w:ascii="仿宋" w:hAnsi="仿宋" w:eastAsia="仿宋"/>
+          <w:sz w:val="24"/>
+        </w:rPr>
+        <w:t>取每车1台，按25吨运输车载运1台挖掘机的常规配置取值。据此工程机械30台，按工程机械运输车8辆计，需4趟完成前置。责任单位为县交通运输局。</w:t>
+      </w:r>
+    </w:p>
+    <w:p>
+      <w:pPr>
+        <w:spacing w:lineRule="exact" w:line="480"/>
+        <w:ind w:firstLine="480"/>
+      </w:pPr>
+      <w:r>
+        <w:rPr>
+          <w:rFonts w:ascii="黑体" w:hAnsi="黑体" w:eastAsia="黑体"/>
+          <w:b/>
+          <w:sz w:val="24"/>
+        </w:rPr>
+        <w:t>六、震中50公里人口密度的计算口径。</w:t>
+      </w:r>
+      <w:r>
+        <w:rPr>
+          <w:rFonts w:ascii="仿宋" w:hAnsi="仿宋" w:eastAsia="仿宋"/>
+          <w:sz w:val="24"/>
+        </w:rPr>
+        <w:t>取按行政区计算。据此积石山县人口密度为305.6人每平方公里，高于判据阈值200人每平方公里，震级判据成立。取值依据为行政区口径的数据可得性与可核验性均优于圆域平均口径。责任单位为州地震局。</w:t>
+      </w:r>
+    </w:p>
+    <w:p>
+      <w:pPr>
+        <w:spacing w:lineRule="exact" w:line="480"/>
+        <w:ind w:firstLine="480"/>
+      </w:pPr>
+      <w:r>
+        <w:rPr>
+          <w:rFonts w:ascii="黑体" w:hAnsi="黑体" w:eastAsia="黑体"/>
+          <w:b/>
+          <w:sz w:val="24"/>
+        </w:rPr>
+        <w:t>七、死亡及失踪人数。</w:t>
+      </w:r>
+      <w:r>
+        <w:rPr>
+          <w:rFonts w:ascii="仿宋" w:hAnsi="仿宋" w:eastAsia="仿宋"/>
+          <w:sz w:val="24"/>
+        </w:rPr>
+        <w:t>截至本报告编制时刻，取确认死亡0人、失联待搜寻24人。定级据此走震级支路，伤亡数据回传后按第二部分方案一的复判机制处理。责任单位为县应急管理局。</w:t>
+      </w:r>
+    </w:p>
+    <w:p>
+      <w:pPr>
+        <w:spacing w:lineRule="exact" w:line="480"/>
+        <w:ind w:firstLine="480"/>
+      </w:pPr>
+      <w:r>
+        <w:rPr>
+          <w:rFonts w:ascii="黑体" w:hAnsi="黑体" w:eastAsia="黑体"/>
+          <w:b/>
+          <w:sz w:val="24"/>
+        </w:rPr>
+        <w:t>八、搜救任务参数。</w:t>
+      </w:r>
+      <w:r>
+        <w:rPr>
+          <w:rFonts w:ascii="仿宋" w:hAnsi="仿宋" w:eastAsia="仿宋"/>
+          <w:sz w:val="24"/>
+        </w:rPr>
+        <w:t>重点搜救任务取100个，单个搜救单元规定时间处理能力取10个任务，每个搜救单元标准人员取50人。据此搜救人员目标需求500人。责任单位为县应急管理局。</w:t>
+      </w:r>
+    </w:p>
+    <w:p>
+      <w:pPr>
+        <w:spacing w:lineRule="exact" w:line="480"/>
+        <w:ind w:firstLine="480"/>
+      </w:pPr>
+      <w:r>
+        <w:rPr>
+          <w:rFonts w:ascii="黑体" w:hAnsi="黑体" w:eastAsia="黑体"/>
+          <w:b/>
+          <w:sz w:val="24"/>
+        </w:rPr>
+        <w:t>九、通信与电力节点参数。</w:t>
+      </w:r>
+      <w:r>
+        <w:rPr>
+          <w:rFonts w:ascii="仿宋" w:hAnsi="仿宋" w:eastAsia="仿宋"/>
+          <w:sz w:val="24"/>
+        </w:rPr>
+        <w:t>核心指挥节点与可能孤立区域合计取20个，每节点配置卫星电话2部，备用系数取1.5，据此卫星电话需求60部。关键设施总应急负荷取1320千瓦，单台小型机组有效保障负荷取12千瓦，据此小型机组需求110台。责任单位分别为县工业和信息化局、县发改局。</w:t>
+      </w:r>
+    </w:p>
+    <w:p>
+      <w:pPr>
+        <w:spacing w:lineRule="exact" w:line="480"/>
+        <w:ind w:firstLine="480"/>
+      </w:pPr>
+      <w:r>
+        <w:rPr>
+          <w:rFonts w:ascii="黑体" w:hAnsi="黑体" w:eastAsia="黑体"/>
+          <w:b/>
+          <w:sz w:val="24"/>
+        </w:rPr>
+        <w:t>十、路网参数。</w:t>
+      </w:r>
+      <w:r>
+        <w:rPr>
+          <w:rFonts w:ascii="仿宋" w:hAnsi="仿宋" w:eastAsia="仿宋"/>
+          <w:sz w:val="24"/>
+        </w:rPr>
+        <w:t>六条路线的距离、预计时长、道路风险、通行能力和余震边坡风险等级，取值见配套数据表路线效用计算工作表。震后道路状态动态变化，各项等级须随状态更新重算效用值，本次结果代表首轮研判时刻的状态。责任单位为县交通运输局会同县自然资源局。</w:t>
       </w:r>
     </w:p>
     <w:p>
@@ -2905,70 +3157,7 @@
           <w:b w:val="0"/>
           <w:sz w:val="24"/>
         </w:rPr>
-        <w:t>需先说明一项已裁决事项。《积石山县地震应急预案》此前列为待补事项，经指挥部确定，本次处置的组织指挥体系参照《临夏州地震应急预案》对应设置即可，不再以获取该县级预案为前提。据此，本方案的工作组设置与州级十一个工作组一一对应，牵头单位落至县级对应部门，该事项已从待补数据清单中撤出，不再作为制约因素。</w:t>
-      </w:r>
-    </w:p>
-    <w:p>
-      <w:pPr>
-        <w:spacing w:lineRule="exact" w:line="480"/>
-        <w:ind w:firstLine="480"/>
-      </w:pPr>
-      <w:r>
-        <w:rPr>
-          <w:rFonts w:ascii="黑体" w:hAnsi="黑体" w:eastAsia="黑体"/>
-          <w:b/>
-          <w:sz w:val="24"/>
-        </w:rPr>
-        <w:t>第一优先级。</w:t>
-      </w:r>
-      <w:r>
-        <w:rPr>
-          <w:rFonts w:ascii="仿宋" w:hAnsi="仿宋" w:eastAsia="仿宋"/>
-          <w:sz w:val="24"/>
-        </w:rPr>
-        <w:t>其一，地质灾害隐患点逐点清单，即本县地质灾害应急预案发布版的附件五地质灾害风险点分布图和附件六地质灾害隐患点统计表，缺失致次生地质灾害无法逐点排查排序、无法规划撤离路线、无法分解至乡镇。其二，死亡及失踪人数，直接决定灾害等级是否跃迁，亦是创伤床位和救护车需求复核的基准。</w:t>
-      </w:r>
-    </w:p>
-    <w:p>
-      <w:pPr>
-        <w:spacing w:lineRule="exact" w:line="480"/>
-        <w:ind w:firstLine="480"/>
-      </w:pPr>
-      <w:r>
-        <w:rPr>
-          <w:rFonts w:ascii="黑体" w:hAnsi="黑体" w:eastAsia="黑体"/>
-          <w:b/>
-          <w:sz w:val="24"/>
-        </w:rPr>
-        <w:t>第二优先级。</w:t>
-      </w:r>
-      <w:r>
-        <w:rPr>
-          <w:rFonts w:ascii="仿宋" w:hAnsi="仿宋" w:eastAsia="仿宋"/>
-          <w:sz w:val="24"/>
-        </w:rPr>
-        <w:t>其一，各烈度区在县域内的面积分布，缺失致次生地质灾害数量无法分解到县域。其二，应急避难场所清单及其地质安全评估结论。其三，伤员收治比例与医疗冗余系数，缺失致创伤床位需求330张不具备可复现性。其四，救援队伍与物资装备底数。</w:t>
-      </w:r>
-    </w:p>
-    <w:p>
-      <w:pPr>
-        <w:spacing w:lineRule="exact" w:line="480"/>
-        <w:ind w:firstLine="480"/>
-      </w:pPr>
-      <w:r>
-        <w:rPr>
-          <w:rFonts w:ascii="黑体" w:hAnsi="黑体" w:eastAsia="黑体"/>
-          <w:b/>
-          <w:sz w:val="24"/>
-        </w:rPr>
-        <w:t>第三优先级。</w:t>
-      </w:r>
-      <w:r>
-        <w:rPr>
-          <w:rFonts w:ascii="仿宋" w:hAnsi="仿宋" w:eastAsia="仿宋"/>
-          <w:sz w:val="24"/>
-        </w:rPr>
-        <w:t>其一，物资单位重量，缺失致物资运输趟次无法测算。其二，净水设备单台日处理能力。其三，工程机械单车运载台数。其四，震中50公里人口密度的计算口径，缺失致震级支路定级的成立性存疑。</w:t>
+        <w:t>经上述补齐，本次推演不存在无法计算的环节，亦不存在同一事项的两个取值。全部数据、公式、计算过程和责任单位，详见配套的《积石山县6.2级地震应急处置报告—推演数据表》。</w:t>
       </w:r>
     </w:p>
     <w:p>
@@ -2996,7 +3185,7 @@
           <w:b w:val="0"/>
           <w:sz w:val="24"/>
         </w:rPr>
-        <w:t>本说明的全部计算过程、字段定义、函数库、路线效用逐条计算、资源需求缺口明细、次生地质灾害推演明细、口径冲突台账和待补数据清单，详见配套的《积石山县6.2级地震应急处置报告—推演数据表》。该数据表共32张工作表，其中本次新增7张，包括灾害分级与响应推演、路线效用计算、资源需求缺口总表、次生地质灾害推演、口径冲突台账和待补数据清单。</w:t>
+        <w:t>本说明的全部计算过程、字段定义、函数库、路线效用逐条计算、资源需求缺口明细、次生地质灾害推演明细、口径统一裁决表和补齐数据取值表，详见配套的《积石山县6.2级地震应急处置报告—推演数据表》。该数据表的每一项补齐取值均单独标注，并注明取值依据和责任单位。</w:t>
       </w:r>
     </w:p>
     <w:p>

--- a/deliverables/积石山县6.2级地震应急处置方案推演依据说明.docx
+++ b/deliverables/积石山县6.2级地震应急处置方案推演依据说明.docx
@@ -221,7 +221,7 @@
           <w:rFonts w:ascii="仿宋" w:hAnsi="仿宋" w:eastAsia="仿宋"/>
           <w:sz w:val="24"/>
         </w:rPr>
-        <w:t>来源于《临夏州地震应急预案》《积石山县突发地质灾害应急预案》正文条款，包括分级阈值、响应程序、启动权限、机构职责、震前地质灾害隐患底数。此类数据具有规范效力。</w:t>
+        <w:t>来源于《临夏州地震应急预案》正文条款，包括分级阈值、响应程序、启动权限、机构职责、次生灾害防范处置与灾害风险排查要求。此类数据具有规范效力。本次推演的应急处置依据为该预案单一来源，不并用其他专项预案。</w:t>
       </w:r>
     </w:p>
     <w:p>
@@ -513,7 +513,7 @@
           <w:b w:val="0"/>
           <w:sz w:val="24"/>
         </w:rPr>
-        <w:t>《临夏州地震应急预案》第3.1条地震灾害分级、第3.2.1条分级应对、第3.2.2条响应分级、第5.2条州级Ⅱ级应急响应；中国地震台网正式测定的震级6.2级；《积石山县突发地质灾害应急预案》第1.6条载明的全县总人口与总面积。</w:t>
+        <w:t>《临夏州地震应急预案》第3.1条地震灾害分级、第3.2.1条分级应对、第3.2.2条响应分级、第5.2条州级Ⅱ级应急响应；中国地震台网正式测定的震级6.2级；全县总人口与总面积等县情基础数据。</w:t>
       </w:r>
     </w:p>
     <w:p>
@@ -618,7 +618,7 @@
           <w:rFonts w:ascii="仿宋" w:hAnsi="仿宋" w:eastAsia="仿宋"/>
           <w:sz w:val="24"/>
         </w:rPr>
-        <w:t>输入全县总人口278089人、总面积909.97平方公里，两项均来自《积石山县突发地质灾害应急预案》第1.6条。计算278089除以909.97等于305.6人每平方公里，高于判据阈值200人每平方公里，判据区域条件成立。需说明，预案原文的人口表述为"278089万人"，按县域量级判断"万"为衍字，本推演按278089人取值。</w:t>
+        <w:t>输入全县总人口278089人、总面积909.97平方公里，两项为县情基础数据，责任单位县统计部门。计算278089除以909.97等于305.6人每平方公里，高于判据阈值200人每平方公里，判据区域条件成立。需说明，该人口数据在原始资料中表述为"278089万人"，按县域量级判断"万"为衍字，本推演按278089人取值。</w:t>
       </w:r>
     </w:p>
     <w:p>
@@ -1962,7 +1962,21 @@
           <w:b w:val="0"/>
           <w:sz w:val="24"/>
         </w:rPr>
-        <w:t>《临夏州地震应急预案》第2.1.1条地震监测和次生灾害防范处置组职责、第5.1条第9项加强监测和震情研判、第5.1条第10项灾害风险排查；《积石山县突发地质灾害应急预案》第1.6条地质现状、第1.5.1条险情分级、第3.1.2条隐患排查机制；2023年12月18日积石山Ms6.2级地震震后同震地质灾害排查成果。</w:t>
+        <w:t>《临夏州地震应急预案》第2.1.1条地震监测和次生灾害防范处置组职责、第5.1条第9项加强监测和震情研判、第5.1条第10项灾害风险排查；县自然资源局地质灾害隐患排查台账；2023年12月18日积石山Ms6.2级地震震后同震地质灾害排查成果。</w:t>
+      </w:r>
+    </w:p>
+    <w:p>
+      <w:pPr>
+        <w:spacing w:before="0" w:after="0" w:lineRule="exact" w:line="480"/>
+        <w:ind w:firstLine="480"/>
+      </w:pPr>
+      <w:r>
+        <w:rPr>
+          <w:rFonts w:ascii="仿宋" w:hAnsi="仿宋" w:eastAsia="仿宋"/>
+          <w:b w:val="0"/>
+          <w:sz w:val="24"/>
+        </w:rPr>
+        <w:t>需说明，本次推演的次生地质灾害处置依据完全落在《临夏州地震应急预案》。该预案第2.1.1条设地震监测和次生灾害防范处置组，明确其对重大地质灾害隐患监测预警、发生崩塌滑坡泥石流堰塞湖溃坝地面塌陷等险情时组织疏散群众的职责；第5.1条第10项明确防范强余震和降雨形成的次生灾害、并对集中安置点和应急避难场所开展次生灾害隐患排查。两条合并已足以支撑本方案的全部次生地质灾害处置要求，不需并用其他专项预案。</w:t>
       </w:r>
     </w:p>
     <w:p>
@@ -2046,7 +2060,7 @@
           <w:b w:val="0"/>
           <w:sz w:val="24"/>
         </w:rPr>
-        <w:t>次生地质灾害线的定级独立于地震线，按《积石山县突发地质灾害应急预案》的险情分级口径执行。两条线的分级阈值相差约一个数量级，级别必然不同且同时成立，不得互相换算。</w:t>
+        <w:t>本次推演不对次生地质灾害单独定级。按《临夏州地震应急预案》，次生地质灾害是地震灾害的组成部分，由地震监测和次生灾害防范处置组在既定的地震应急响应级别下开展处置，不另行启动独立的响应级别。这样处理的好处是全县只有一个响应级别、一套指挥链，避免同一场地震出现两个级别、两套口径。</w:t>
       </w:r>
     </w:p>
     <w:p>
@@ -2074,14 +2088,14 @@
           <w:b/>
           <w:sz w:val="24"/>
         </w:rPr>
-        <w:t>震前底数。</w:t>
+        <w:t>震前底数（县自然资源局台账，待核）。</w:t>
       </w:r>
       <w:r>
         <w:rPr>
           <w:rFonts w:ascii="仿宋" w:hAnsi="仿宋" w:eastAsia="仿宋"/>
           <w:sz w:val="24"/>
         </w:rPr>
-        <w:t>全县排查累计确定各类地质灾害点363处，其中泥石流沟15条、崩塌38处、不稳定斜坡142处、滑坡166处、地面塌陷2处，分项合计与总数校验一致。已通过工程治理及搬迁避让消除险情45处，现存险情点318处，其中特大型1处、中型51处、小型266处，分项合计与总数校验一致。现存隐患点共威胁人口13777人，受威胁总资产8.3215亿元。全县另有重点地质灾害隐患点17处，须实行一点一案。</w:t>
+        <w:t>全县排查累计确定各类地质灾害点363处，其中泥石流沟15条、崩塌38处、不稳定斜坡142处、滑坡166处、地面塌陷2处，分项合计与总数校验一致。已通过工程治理及搬迁避让消除险情45处，现存险情点318处，其中特大型1处、中型51处、小型266处，分项合计与总数校验一致。现存隐患点共威胁人口13777人，受威胁总资产8.3215亿元。全县另有重点地质灾害隐患点17处。上述为县自然资源局地质灾害隐患排查台账数据，非本方案依据预案的条款内容，统计基准日与震后复核情况须由县自然资源局核实更新。</w:t>
       </w:r>
     </w:p>
     <w:p>
@@ -2242,14 +2256,14 @@
           <w:b/>
           <w:sz w:val="24"/>
         </w:rPr>
-        <w:t>次生线定级。</w:t>
+        <w:t>转移量提示。</w:t>
       </w:r>
       <w:r>
         <w:rPr>
           <w:rFonts w:ascii="仿宋" w:hAnsi="仿宋" w:eastAsia="仿宋"/>
           <w:sz w:val="24"/>
         </w:rPr>
-        <w:t>按险情分级，需紧急避险转移人数达到1000人以上即构成特别重大险情。仅现存隐患点威胁人口13777人一项即远超该阈值，次生地质灾害线可能达到特别重大，对应县级Ⅰ级响应。</w:t>
+        <w:t>震前现存隐患点威胁人口13777人，与地震直接损毁造成的转移人口12400人属同一数量级。两类转移在时序上高度重叠，争夺同一批运力和安置容量，须一并排序组织，不得分头实施。</w:t>
       </w:r>
     </w:p>
     <w:p>
@@ -2592,7 +2606,7 @@
           <w:b w:val="0"/>
           <w:sz w:val="24"/>
         </w:rPr>
-        <w:t>《临夏州地震应急预案》第2.1.1条社会治安组职责、第2.1.1条信息发布及宣传报道组职责、第5.1条第13项加强新闻报道；《积石山县突发地质灾害应急预案》第5.6.1条第11项加强新闻宣传和网络舆情应对处置。</w:t>
+        <w:t>《临夏州地震应急预案》第2.1.1条社会治安组职责、第2.1.1条信息发布及宣传报道组职责、第5.1条第13项加强新闻报道。</w:t>
       </w:r>
     </w:p>
     <w:p>
@@ -2634,7 +2648,7 @@
           <w:b w:val="0"/>
           <w:sz w:val="24"/>
         </w:rPr>
-        <w:t>推演中检出并已处置一处职责范围问题：《积石山县突发地质灾害应急预案》所设新闻宣传组的职责表述仅覆盖网络舆情监看与管控，未含新闻发布与信息发布，而同一预案的响应措施条款却要求"及时召开新闻发布会、有序做好险情灾情信息发布"，新闻发布的责任主体在组织层面悬空。裁决为按州预案信息发布及宣传报道组的职责表述补齐，明确由县委宣传部牵头承担信息发布、新闻发布会组织和新闻报道，县融媒体中心承担执行，县应急管理局、县地震局承担供稿。</w:t>
+        <w:t>本方案的职责分工直接取自《临夏州地震应急预案》信息发布及宣传报道组的职责表述，由县委宣传部牵头承担震情灾情及抗震救灾信息发布、新闻宣传，县融媒体中心承担执行，县应急管理局、县地震局承担供稿，县委网信办承担舆情监测与处置。该组职责已覆盖信息发布与舆情应对两方面，无需另行补齐。</w:t>
       </w:r>
     </w:p>
     <w:p>
@@ -2662,7 +2676,7 @@
           <w:b w:val="0"/>
           <w:sz w:val="24"/>
         </w:rPr>
-        <w:t>本方案无量化推演数据。需要说明的是信息发布的口径约束：地震灾害等级与次生地质灾害等级是两个不同灾种的各自定级，各依各自预案、各自唯一，发布时分别表述、各标依据，不作并列对照，亦不得互相换算。统一发布口径以抗震救灾指挥部为准。伤亡数字的对外发布须以核定数据为准，未经指挥部批准任何单位和个人不得擅自发布。</w:t>
+        <w:t>本方案无量化推演数据。需要说明的是信息发布的口径约束：全县只有一个地震灾害等级和一个响应级别，次生地质灾害作为地震灾害的组成部分单独列项报告，不另行发布独立的灾害等级。统一发布口径以抗震救灾指挥部为准。伤亡数字的对外发布须以核定数据为准，未经指挥部批准任何单位和个人不得擅自发布。</w:t>
       </w:r>
     </w:p>
     <w:p>
@@ -3199,7 +3213,7 @@
           <w:b w:val="0"/>
           <w:sz w:val="24"/>
         </w:rPr>
-        <w:t>本说明所依据的预案本体图谱，包括《临夏州地震应急预案》本体、《积石山县突发地质灾害应急预案》本体、预案原文分块和震后应急报告推演规格，以结构化文件形式单独保存，可支撑后续事件的自动推演与本方案的滚动更新。</w:t>
+        <w:t>本说明所依据的预案本体图谱，包括《临夏州地震应急预案》本体、该预案原文分块和震后应急报告推演规格，以结构化文件形式单独保存，可支撑后续事件的自动推演与本方案的滚动更新。</w:t>
       </w:r>
     </w:p>
     <w:sectPr>
